--- a/docs/Literature-Review-Annotated.docx
+++ b/docs/Literature-Review-Annotated.docx
@@ -2,7 +2,7 @@
 <file path=word/document.xml><?xml version="1.0" encoding="utf-8"?>
 <w:document xmlns:w="http://schemas.openxmlformats.org/wordprocessingml/2006/main" xmlns:m="http://schemas.openxmlformats.org/officeDocument/2006/math" xmlns:r="http://schemas.openxmlformats.org/officeDocument/2006/relationships" xmlns:o="urn:schemas-microsoft-com:office:office" xmlns:v="urn:schemas-microsoft-com:vml" xmlns:w10="urn:schemas-microsoft-com:office:word" xmlns:a="http://schemas.openxmlformats.org/drawingml/2006/main" xmlns:pic="http://schemas.openxmlformats.org/drawingml/2006/picture" xmlns:wp="http://schemas.openxmlformats.org/drawingml/2006/wordprocessingDrawing">
   <w:body>
-    <w:bookmarkStart w:id="17" w:name="Xd6e98cf6afdc20909884c0886158359efc905c2"/>
+    <w:bookmarkStart w:id="18" w:name="Xd6e98cf6afdc20909884c0886158359efc905c2"/>
     <w:p>
       <w:pPr>
         <w:pStyle w:val="Heading1"/>
@@ -1991,8 +1991,311 @@
         <w:t xml:space="preserve">were assembled by literature search — confirm authors, volume, and pages against the primary sources before submission, and decide which preprints (Kosmyna; novice-programmer; Goh management) to cite as preprints vs. await final publication.</w:t>
       </w:r>
     </w:p>
+    <w:p>
+      <w:r>
+        <w:pict>
+          <v:rect style="width:0;height:1.5pt" o:hralign="center" o:hrstd="t" o:hr="t"/>
+        </w:pict>
+      </w:r>
+    </w:p>
     <w:bookmarkEnd w:id="16"/>
+    <w:bookmarkStart w:id="17" w:name="X4ed73efbf8d5a7e1b3d1997a6533403739146cc"/>
+    <w:p>
+      <w:pPr>
+        <w:pStyle w:val="Heading2"/>
+      </w:pPr>
+      <w:r>
+        <w:t xml:space="preserve">New since the last sweep (compiled 2026-08-25, covering roughly Feb–Aug 2026)</w:t>
+      </w:r>
+    </w:p>
+    <w:p>
+      <w:pPr>
+        <w:pStyle w:val="FirstParagraph"/>
+      </w:pPr>
+      <w:r>
+        <w:rPr>
+          <w:b/>
+          <w:bCs/>
+        </w:rPr>
+        <w:t xml:space="preserve">Headline for the manuscript: novelty is intact.</w:t>
+      </w:r>
+      <w:r>
+        <w:t xml:space="preserve"> </w:t>
+      </w:r>
+      <w:r>
+        <w:t xml:space="preserve">Nothing published in this window randomizes clinicians to AI versus a standard reference during clinical work and then measures unassisted knowledge afterward. The new literature strengthens the framing (the taxonomy is now mainstream and the deliberate-use evidence has a meta-analysis) and adds one genuine counterpoint to engage in the Discussion.</w:t>
+      </w:r>
+    </w:p>
+    <w:p>
+      <w:pPr>
+        <w:pStyle w:val="BodyText"/>
+      </w:pPr>
+      <w:r>
+        <w:rPr>
+          <w:b/>
+          <w:bCs/>
+        </w:rPr>
+        <w:t xml:space="preserve">NEW — Ke Y, et al. AI-induced never-skilling in medical education. Nat Med. 2026;32(6):1997–2006.</w:t>
+      </w:r>
+      <w:r>
+        <w:t xml:space="preserve"> </w:t>
+      </w:r>
+      <w:r>
+        <w:rPr>
+          <w:i/>
+          <w:iCs/>
+        </w:rPr>
+        <w:t xml:space="preserve">(verify author list)</w:t>
+      </w:r>
+      <w:r>
+        <w:t xml:space="preserve"> </w:t>
+      </w:r>
+      <w:r>
+        <w:t xml:space="preserve">Full peer-reviewed treatment of never-skilling, with a competency-protective framework, distinguishing it from de-skilling in experienced clinicians and from mis-skilling. Nature Medicine venue makes this the strongest citation for the taxonomy alongside Abdulnour. Add to the manuscript at the taxonomy sentence (currently ref 15 alone).</w:t>
+      </w:r>
+    </w:p>
+    <w:p>
+      <w:pPr>
+        <w:pStyle w:val="BodyText"/>
+      </w:pPr>
+      <w:r>
+        <w:rPr>
+          <w:b/>
+          <w:bCs/>
+        </w:rPr>
+        <w:t xml:space="preserve">NEW — The deskilling effect: is artificial intelligence eroding clinical competence? Ann Intern Med. 2026 (doi 10.7326/ANNALS-26-00613).</w:t>
+      </w:r>
+      <w:r>
+        <w:t xml:space="preserve"> </w:t>
+      </w:r>
+      <w:r>
+        <w:rPr>
+          <w:i/>
+          <w:iCs/>
+        </w:rPr>
+        <w:t xml:space="preserve">(verify authors/type)</w:t>
+      </w:r>
+      <w:r>
+        <w:t xml:space="preserve"> </w:t>
+      </w:r>
+      <w:r>
+        <w:t xml:space="preserve">The concern has reached the flagship internal-medicine journal — the study population’s own literature. Useful in the Introduction to show the worry is now mainstream in IM, still without randomized evidence for cognitive tasks.</w:t>
+      </w:r>
+    </w:p>
+    <w:p>
+      <w:pPr>
+        <w:pStyle w:val="BodyText"/>
+      </w:pPr>
+      <w:r>
+        <w:rPr>
+          <w:b/>
+          <w:bCs/>
+        </w:rPr>
+        <w:t xml:space="preserve">NEW — Systematic review and meta-analysis: integrating generative AI into medical education, short-term learning outcomes. 2026 (PMC13274167).</w:t>
+      </w:r>
+      <w:r>
+        <w:t xml:space="preserve"> </w:t>
+      </w:r>
+      <w:r>
+        <w:rPr>
+          <w:i/>
+          <w:iCs/>
+        </w:rPr>
+        <w:t xml:space="preserve">(verify citation)</w:t>
+      </w:r>
+      <w:r>
+        <w:t xml:space="preserve"> </w:t>
+      </w:r>
+      <w:r>
+        <w:t xml:space="preserve">Twenty RCTs, n = 1,413: generative-AI teaching interventions improved post-intervention knowledge and skill scores, retained at follow-up. This is the</w:t>
+      </w:r>
+      <w:r>
+        <w:t xml:space="preserve"> </w:t>
+      </w:r>
+      <w:r>
+        <w:rPr>
+          <w:i/>
+          <w:iCs/>
+        </w:rPr>
+        <w:t xml:space="preserve">deliberate-use</w:t>
+      </w:r>
+      <w:r>
+        <w:t xml:space="preserve"> </w:t>
+      </w:r>
+      <w:r>
+        <w:t xml:space="preserve">evidence base in aggregate — AI configured as a teaching tool works — which sharpens our distinction: the incidental case remains untested. Strong candidate to fill placeholder ref 16.</w:t>
+      </w:r>
+    </w:p>
+    <w:p>
+      <w:pPr>
+        <w:pStyle w:val="BodyText"/>
+      </w:pPr>
+      <w:r>
+        <w:rPr>
+          <w:b/>
+          <w:bCs/>
+        </w:rPr>
+        <w:t xml:space="preserve">NEW — The effectiveness of large language models in medical AI research for physicians: a randomized controlled trial. Cell Rep Med. 2025 (Nov; PMC12765838).</w:t>
+      </w:r>
+      <w:r>
+        <w:t xml:space="preserve"> </w:t>
+      </w:r>
+      <w:r>
+        <w:rPr>
+          <w:i/>
+          <w:iCs/>
+        </w:rPr>
+        <w:t xml:space="preserve">(verify citation)</w:t>
+      </w:r>
+      <w:r>
+        <w:t xml:space="preserve"> </w:t>
+      </w:r>
+      <w:r>
+        <w:t xml:space="preserve">Sixty-four junior ophthalmologists learned to build a machine-learning project with or without ChatGPT-3.5. The LLM group had higher completion (87.5% vs 25.0%) and higher</w:t>
+      </w:r>
+      <w:r>
+        <w:t xml:space="preserve"> </w:t>
+      </w:r>
+      <w:r>
+        <w:rPr>
+          <w:i/>
+          <w:iCs/>
+        </w:rPr>
+        <w:t xml:space="preserve">unassisted</w:t>
+      </w:r>
+      <w:r>
+        <w:t xml:space="preserve"> </w:t>
+      </w:r>
+      <w:r>
+        <w:t xml:space="preserve">completion, and after a two-week washout 41.2% completed a new project without LLM support. A genuine counterpoint: in a technical-skills domain, AI assistance scaffolded rather than eroded subsequent independent capability. Engage in the Discussion — outcome direction may be domain- and task-dependent.</w:t>
+      </w:r>
+    </w:p>
+    <w:p>
+      <w:pPr>
+        <w:pStyle w:val="BodyText"/>
+      </w:pPr>
+      <w:r>
+        <w:rPr>
+          <w:b/>
+          <w:bCs/>
+        </w:rPr>
+        <w:t xml:space="preserve">NEW — Comment on Kosmyna et al. arXiv:2601.00856 (Jan 2026).</w:t>
+      </w:r>
+      <w:r>
+        <w:t xml:space="preserve"> </w:t>
+      </w:r>
+      <w:r>
+        <w:t xml:space="preserve">Formal methodological critique of the</w:t>
+      </w:r>
+      <w:r>
+        <w:t xml:space="preserve"> </w:t>
+      </w:r>
+      <w:r>
+        <w:t xml:space="preserve">“cognitive debt”</w:t>
+      </w:r>
+      <w:r>
+        <w:t xml:space="preserve"> </w:t>
+      </w:r>
+      <w:r>
+        <w:t xml:space="preserve">EEG preprint (design, reproducibility, interpretation). Our manuscript cites Kosmyna (ref 7); keep the claim modest, keep the preprint label, or drop the neural-persistence clause if a reviewer pushes.</w:t>
+      </w:r>
+    </w:p>
+    <w:p>
+      <w:pPr>
+        <w:pStyle w:val="BodyText"/>
+      </w:pPr>
+      <w:r>
+        <w:rPr>
+          <w:b/>
+          <w:bCs/>
+        </w:rPr>
+        <w:t xml:space="preserve">NEW — Upskilling, deskilling, or never skilling — who benefits from AI in colonoscopy? 2026 (PMID 42250888).</w:t>
+      </w:r>
+      <w:r>
+        <w:t xml:space="preserve"> </w:t>
+      </w:r>
+      <w:r>
+        <w:t xml:space="preserve">Editorial applying the taxonomy within GI after the Budzyń data; evidence the vocabulary has propagated into specialty discourse.</w:t>
+      </w:r>
+    </w:p>
+    <w:p>
+      <w:pPr>
+        <w:pStyle w:val="BodyText"/>
+      </w:pPr>
+      <w:r>
+        <w:rPr>
+          <w:b/>
+          <w:bCs/>
+        </w:rPr>
+        <w:t xml:space="preserve">NEW — Generative AI-enabled clinical decision support in primary care: pragmatic cluster-randomized trial. Nat Med. 2026 (s41591-026-04503-6).</w:t>
+      </w:r>
+      <w:r>
+        <w:t xml:space="preserve"> </w:t>
+      </w:r>
+      <w:r>
+        <w:rPr>
+          <w:i/>
+          <w:iCs/>
+        </w:rPr>
+        <w:t xml:space="preserve">(verify)</w:t>
+      </w:r>
+      <w:r>
+        <w:t xml:space="preserve"> </w:t>
+      </w:r>
+      <w:r>
+        <w:t xml:space="preserve">Large point-of-care trial of GenAI decision support — assisted performance again, no learning outcome; updates the</w:t>
+      </w:r>
+      <w:r>
+        <w:t xml:space="preserve"> </w:t>
+      </w:r>
+      <w:r>
+        <w:t xml:space="preserve">“trials measure assisted performance”</w:t>
+      </w:r>
+      <w:r>
+        <w:t xml:space="preserve"> </w:t>
+      </w:r>
+      <w:r>
+        <w:t xml:space="preserve">sentence with a current flagship example.</w:t>
+      </w:r>
+    </w:p>
+    <w:p>
+      <w:pPr>
+        <w:pStyle w:val="BodyText"/>
+      </w:pPr>
+      <w:r>
+        <w:rPr>
+          <w:b/>
+          <w:bCs/>
+        </w:rPr>
+        <w:t xml:space="preserve">NEW — Specialized reasoning LLM for rare-disease diagnosis: randomized physician-assistance trial. arXiv:2606.24510 (Jun 2026).</w:t>
+      </w:r>
+      <w:r>
+        <w:t xml:space="preserve"> </w:t>
+      </w:r>
+      <w:r>
+        <w:t xml:space="preserve">Assisted-performance RCT in rare-disease diagnosis specifically — adjacent to our Fabry case; same endpoint gap.</w:t>
+      </w:r>
+    </w:p>
+    <w:p>
+      <w:pPr>
+        <w:pStyle w:val="BodyText"/>
+      </w:pPr>
+      <w:r>
+        <w:rPr>
+          <w:b/>
+          <w:bCs/>
+        </w:rPr>
+        <w:t xml:space="preserve">NEW — Path dependence under adaptive AI delegation. arXiv:2603.02950 (Mar 2026); Brainrot: deskilling and addiction are overlooked AI risks. arXiv:2605.03512 (May 2026); Oettl et al., From de-skilling to up-skilling, J Exp Orthop 2026.</w:t>
+      </w:r>
+      <w:r>
+        <w:t xml:space="preserve"> </w:t>
+      </w:r>
+      <w:r>
+        <w:t xml:space="preserve">Supporting texture: delegation dynamics and skill trajectories, a risks framing, and an optimistic up-skilling counterpoint. Optional citations; useful for the Discussion’s balance.</w:t>
+      </w:r>
+    </w:p>
     <w:bookmarkEnd w:id="17"/>
+    <w:bookmarkEnd w:id="18"/>
     <w:sectPr>
       <w:footnotePr>
         <w:numRestart w:val="eachSect"/>
